--- a/ru/wisdom-stories/hands-at-work-hope-in-god.docx
+++ b/ru/wisdom-stories/hands-at-work-hope-in-god.docx
@@ -118,7 +118,7 @@
         <w:rPr>
           <w:lang/>
         </w:rPr>
-        <w:t>С того дня он оставил работу и целиком отдался богослужению. Но ожидаемое пропитание не появлялось. Никто не стучал в дверь, никто не приносил даже куска хлеба. С каждым днём дервиш всё больше слабел.</w:t>
+        <w:t>С того дня он оставил работу и целиком посвятил себя молитве. Но ожидаемое пропитание не появлялось. Никто не стучал в дверь, никто не приносил даже куска хлеба. С каждым днём дервиш всё больше слабел.</w:t>
       </w:r>
     </w:p>
     <w:p>
@@ -131,7 +131,7 @@
         <w:rPr>
           <w:lang/>
         </w:rPr>
-        <w:t>Наконец однажды он услышал незримый голос:</w:t>
+        <w:t>И вот однажды он услышал неведомо откуда доносившийся голос:</w:t>
       </w:r>
     </w:p>
     <w:p>
